--- a/Screenshot.docx
+++ b/Screenshot.docx
@@ -9,13 +9,19 @@
     </w:p>
     <w:p>
       <w:r>
-        <w:t>Date – 1</w:t>
+        <w:t xml:space="preserve">Date – </w:t>
+      </w:r>
+      <w:r>
+        <w:t>2</w:t>
       </w:r>
       <w:r>
         <w:rPr>
           <w:vertAlign w:val="superscript"/>
         </w:rPr>
-        <w:t>st</w:t>
+        <w:t>nd</w:t>
+      </w:r>
+      <w:r>
+        <w:t xml:space="preserve"> </w:t>
       </w:r>
       <w:r>
         <w:t xml:space="preserve"> October 2026</w:t>
@@ -24,10 +30,10 @@
     <w:p>
       <w:r>
         <w:drawing>
-          <wp:inline distT="0" distB="0" distL="0" distR="0" wp14:anchorId="4F6CD999" wp14:editId="6A3AA877">
-            <wp:extent cx="5731510" cy="3370580"/>
-            <wp:effectExtent l="0" t="0" r="2540" b="1270"/>
-            <wp:docPr id="601791333" name="Picture 1"/>
+          <wp:inline distT="0" distB="0" distL="0" distR="0" wp14:anchorId="1EE238A8" wp14:editId="04CA4133">
+            <wp:extent cx="5731510" cy="3841115"/>
+            <wp:effectExtent l="0" t="0" r="2540" b="6985"/>
+            <wp:docPr id="553419074" name="Picture 1"/>
             <wp:cNvGraphicFramePr>
               <a:graphicFrameLocks xmlns:a="http://schemas.openxmlformats.org/drawingml/2006/main" noChangeAspect="1"/>
             </wp:cNvGraphicFramePr>
@@ -35,7 +41,7 @@
               <a:graphicData uri="http://schemas.openxmlformats.org/drawingml/2006/picture">
                 <pic:pic xmlns:pic="http://schemas.openxmlformats.org/drawingml/2006/picture">
                   <pic:nvPicPr>
-                    <pic:cNvPr id="601791333" name=""/>
+                    <pic:cNvPr id="553419074" name=""/>
                     <pic:cNvPicPr/>
                   </pic:nvPicPr>
                   <pic:blipFill>
@@ -47,7 +53,7 @@
                   <pic:spPr>
                     <a:xfrm>
                       <a:off x="0" y="0"/>
-                      <a:ext cx="5731510" cy="3370580"/>
+                      <a:ext cx="5731510" cy="3841115"/>
                     </a:xfrm>
                     <a:prstGeom prst="rect">
                       <a:avLst/>

--- a/Screenshot.docx
+++ b/Screenshot.docx
@@ -5,6 +5,59 @@
     <w:p>
       <w:r>
         <w:t>Submitted by- Urvi Dixit</w:t>
+      </w:r>
+    </w:p>
+    <w:p>
+      <w:r>
+        <w:t>Date-1</w:t>
+      </w:r>
+      <w:r>
+        <w:rPr>
+          <w:vertAlign w:val="superscript"/>
+        </w:rPr>
+        <w:t>st</w:t>
+      </w:r>
+      <w:r>
+        <w:t xml:space="preserve"> October 2026</w:t>
+      </w:r>
+    </w:p>
+    <w:p>
+      <w:r>
+        <w:drawing>
+          <wp:inline distT="0" distB="0" distL="0" distR="0" wp14:anchorId="1672DE44" wp14:editId="07E867EA">
+            <wp:extent cx="5731510" cy="3006725"/>
+            <wp:effectExtent l="0" t="0" r="2540" b="3175"/>
+            <wp:docPr id="1370079209" name="Picture 1"/>
+            <wp:cNvGraphicFramePr>
+              <a:graphicFrameLocks xmlns:a="http://schemas.openxmlformats.org/drawingml/2006/main" noChangeAspect="1"/>
+            </wp:cNvGraphicFramePr>
+            <a:graphic xmlns:a="http://schemas.openxmlformats.org/drawingml/2006/main">
+              <a:graphicData uri="http://schemas.openxmlformats.org/drawingml/2006/picture">
+                <pic:pic xmlns:pic="http://schemas.openxmlformats.org/drawingml/2006/picture">
+                  <pic:nvPicPr>
+                    <pic:cNvPr id="1370079209" name=""/>
+                    <pic:cNvPicPr/>
+                  </pic:nvPicPr>
+                  <pic:blipFill>
+                    <a:blip r:embed="rId4"/>
+                    <a:stretch>
+                      <a:fillRect/>
+                    </a:stretch>
+                  </pic:blipFill>
+                  <pic:spPr>
+                    <a:xfrm>
+                      <a:off x="0" y="0"/>
+                      <a:ext cx="5731510" cy="3006725"/>
+                    </a:xfrm>
+                    <a:prstGeom prst="rect">
+                      <a:avLst/>
+                    </a:prstGeom>
+                  </pic:spPr>
+                </pic:pic>
+              </a:graphicData>
+            </a:graphic>
+          </wp:inline>
+        </w:drawing>
       </w:r>
     </w:p>
     <w:p>
@@ -29,6 +82,9 @@
     </w:p>
     <w:p>
       <w:r>
+        <w:rPr>
+          <w:noProof/>
+        </w:rPr>
         <w:drawing>
           <wp:inline distT="0" distB="0" distL="0" distR="0" wp14:anchorId="1EE238A8" wp14:editId="04CA4133">
             <wp:extent cx="5731510" cy="3841115"/>
@@ -45,7 +101,7 @@
                     <pic:cNvPicPr/>
                   </pic:nvPicPr>
                   <pic:blipFill>
-                    <a:blip r:embed="rId4"/>
+                    <a:blip r:embed="rId5"/>
                     <a:stretch>
                       <a:fillRect/>
                     </a:stretch>
